--- a/examples/tutorial/doc/README.docx
+++ b/examples/tutorial/doc/README.docx
@@ -2,7 +2,7 @@
 <file path=word/document.xml><?xml version="1.0" encoding="utf-8"?>
 <w:document xmlns:w="http://schemas.openxmlformats.org/wordprocessingml/2006/main" xmlns:m="http://schemas.openxmlformats.org/officeDocument/2006/math" xmlns:r="http://schemas.openxmlformats.org/officeDocument/2006/relationships" xmlns:o="urn:schemas-microsoft-com:office:office" xmlns:v="urn:schemas-microsoft-com:vml" xmlns:w10="urn:schemas-microsoft-com:office:word" xmlns:a="http://schemas.openxmlformats.org/drawingml/2006/main" xmlns:pic="http://schemas.openxmlformats.org/drawingml/2006/picture" xmlns:wp="http://schemas.openxmlformats.org/drawingml/2006/wordprocessingDrawing">
   <w:body>
-    <w:bookmarkStart w:id="26" w:name="tutorial-track"/>
+    <w:bookmarkStart w:id="27" w:name="tutorial-track"/>
     <w:p>
       <w:pPr>
         <w:pStyle w:val="Heading1"/>
@@ -42,7 +42,29 @@
         <w:t xml:space="preserve">The sequence is cumulative. Each tutorial introduces one main decision in a data mining study, explains why that step matters, and keeps the code close to that learning objective.</w:t>
       </w:r>
     </w:p>
-    <w:bookmarkStart w:id="13" w:name="foundations"/>
+    <w:p>
+      <w:pPr>
+        <w:pStyle w:val="BlockText"/>
+      </w:pPr>
+      <w:r>
+        <w:t xml:space="preserve">Slide deck:</w:t>
+      </w:r>
+      <w:r>
+        <w:t xml:space="preserve"> </w:t>
+      </w:r>
+      <w:hyperlink r:id="rId9">
+        <w:r>
+          <w:rPr>
+            <w:rStyle w:val="Hyperlink"/>
+          </w:rPr>
+          <w:t xml:space="preserve">d020_tutorial.pdf</w:t>
+        </w:r>
+      </w:hyperlink>
+      <w:r>
+        <w:t xml:space="preserve">.</w:t>
+      </w:r>
+    </w:p>
+    <w:bookmarkStart w:id="14" w:name="foundations"/>
     <w:p>
       <w:pPr>
         <w:pStyle w:val="Heading2"/>
@@ -67,7 +89,7 @@
           <w:numId w:val="1001"/>
         </w:numPr>
       </w:pPr>
-      <w:hyperlink r:id="rId9">
+      <w:hyperlink r:id="rId10">
         <w:r>
           <w:rPr>
             <w:rStyle w:val="Hyperlink"/>
@@ -90,7 +112,7 @@
           <w:numId w:val="1001"/>
         </w:numPr>
       </w:pPr>
-      <w:hyperlink r:id="rId10">
+      <w:hyperlink r:id="rId11">
         <w:r>
           <w:rPr>
             <w:rStyle w:val="Hyperlink"/>
@@ -113,7 +135,7 @@
           <w:numId w:val="1001"/>
         </w:numPr>
       </w:pPr>
-      <w:hyperlink r:id="rId11">
+      <w:hyperlink r:id="rId12">
         <w:r>
           <w:rPr>
             <w:rStyle w:val="Hyperlink"/>
@@ -136,7 +158,7 @@
           <w:numId w:val="1001"/>
         </w:numPr>
       </w:pPr>
-      <w:hyperlink r:id="rId12">
+      <w:hyperlink r:id="rId13">
         <w:r>
           <w:rPr>
             <w:rStyle w:val="Hyperlink"/>
@@ -151,8 +173,8 @@
         <w:t xml:space="preserve">- normalize data and reduce redundant variables.</w:t>
       </w:r>
     </w:p>
-    <w:bookmarkEnd w:id="13"/>
-    <w:bookmarkStart w:id="18" w:name="classification-study-cycle"/>
+    <w:bookmarkEnd w:id="14"/>
+    <w:bookmarkStart w:id="19" w:name="classification-study-cycle"/>
     <w:p>
       <w:pPr>
         <w:pStyle w:val="Heading2"/>
@@ -177,7 +199,7 @@
           <w:numId w:val="1002"/>
         </w:numPr>
       </w:pPr>
-      <w:hyperlink r:id="rId14">
+      <w:hyperlink r:id="rId15">
         <w:r>
           <w:rPr>
             <w:rStyle w:val="Hyperlink"/>
@@ -200,7 +222,7 @@
           <w:numId w:val="1002"/>
         </w:numPr>
       </w:pPr>
-      <w:hyperlink r:id="rId15">
+      <w:hyperlink r:id="rId16">
         <w:r>
           <w:rPr>
             <w:rStyle w:val="Hyperlink"/>
@@ -223,7 +245,7 @@
           <w:numId w:val="1002"/>
         </w:numPr>
       </w:pPr>
-      <w:hyperlink r:id="rId16">
+      <w:hyperlink r:id="rId17">
         <w:r>
           <w:rPr>
             <w:rStyle w:val="Hyperlink"/>
@@ -246,7 +268,7 @@
           <w:numId w:val="1002"/>
         </w:numPr>
       </w:pPr>
-      <w:hyperlink r:id="rId17">
+      <w:hyperlink r:id="rId18">
         <w:r>
           <w:rPr>
             <w:rStyle w:val="Hyperlink"/>
@@ -261,8 +283,8 @@
         <w:t xml:space="preserve">- use hyperparameter search in a controlled way.</w:t>
       </w:r>
     </w:p>
-    <w:bookmarkEnd w:id="18"/>
-    <w:bookmarkStart w:id="22" w:name="workflow-transfer"/>
+    <w:bookmarkEnd w:id="19"/>
+    <w:bookmarkStart w:id="23" w:name="workflow-transfer"/>
     <w:p>
       <w:pPr>
         <w:pStyle w:val="Heading2"/>
@@ -287,7 +309,7 @@
           <w:numId w:val="1003"/>
         </w:numPr>
       </w:pPr>
-      <w:hyperlink r:id="rId19">
+      <w:hyperlink r:id="rId20">
         <w:r>
           <w:rPr>
             <w:rStyle w:val="Hyperlink"/>
@@ -310,7 +332,7 @@
           <w:numId w:val="1003"/>
         </w:numPr>
       </w:pPr>
-      <w:hyperlink r:id="rId20">
+      <w:hyperlink r:id="rId21">
         <w:r>
           <w:rPr>
             <w:rStyle w:val="Hyperlink"/>
@@ -333,7 +355,7 @@
           <w:numId w:val="1003"/>
         </w:numPr>
       </w:pPr>
-      <w:hyperlink r:id="rId21">
+      <w:hyperlink r:id="rId22">
         <w:r>
           <w:rPr>
             <w:rStyle w:val="Hyperlink"/>
@@ -348,8 +370,8 @@
         <w:t xml:space="preserve">- move to unsupervised learning and study the role of normalization.</w:t>
       </w:r>
     </w:p>
-    <w:bookmarkEnd w:id="22"/>
-    <w:bookmarkStart w:id="25" w:name="communication-and-extension"/>
+    <w:bookmarkEnd w:id="23"/>
+    <w:bookmarkStart w:id="26" w:name="communication-and-extension"/>
     <w:p>
       <w:pPr>
         <w:pStyle w:val="Heading2"/>
@@ -374,7 +396,7 @@
           <w:numId w:val="1004"/>
         </w:numPr>
       </w:pPr>
-      <w:hyperlink r:id="rId23">
+      <w:hyperlink r:id="rId24">
         <w:r>
           <w:rPr>
             <w:rStyle w:val="Hyperlink"/>
@@ -397,7 +419,7 @@
           <w:numId w:val="1004"/>
         </w:numPr>
       </w:pPr>
-      <w:hyperlink r:id="rId24">
+      <w:hyperlink r:id="rId25">
         <w:r>
           <w:rPr>
             <w:rStyle w:val="Hyperlink"/>
@@ -412,8 +434,8 @@
         <w:t xml:space="preserve">- create a custom learner while preserving the same workflow structure.</w:t>
       </w:r>
     </w:p>
-    <w:bookmarkEnd w:id="25"/>
     <w:bookmarkEnd w:id="26"/>
+    <w:bookmarkEnd w:id="27"/>
     <w:sectPr>
       <w:footnotePr>
         <w:numRestart w:val="eachSect"/>
